--- a/Proyecto Redes I.docx
+++ b/Proyecto Redes I.docx
@@ -17983,7 +17983,18 @@
                 <w:lang w:val="es-HN"/>
                 <w14:ligatures w14:val="none"/>
               </w:rPr>
-              <w:t>35</w:t>
+              <w:t>3</w:t>
+            </w:r>
+            <w:r>
+              <w:rPr>
+                <w:rFonts w:ascii="Aptos" w:eastAsia="Times New Roman" w:hAnsi="Aptos" w:cs="Times New Roman"/>
+                <w:kern w:val="0"/>
+                <w:sz w:val="16"/>
+                <w:szCs w:val="16"/>
+                <w:lang w:val="es-HN"/>
+                <w14:ligatures w14:val="none"/>
+              </w:rPr>
+              <w:t>3</w:t>
             </w:r>
           </w:p>
         </w:tc>
@@ -21696,7 +21707,18 @@
                 <w:lang w:val="es-HN"/>
                 <w14:ligatures w14:val="none"/>
               </w:rPr>
-              <w:t>255.255.255.252</w:t>
+              <w:t>255.255.255.2</w:t>
+            </w:r>
+            <w:r>
+              <w:rPr>
+                <w:rFonts w:ascii="Aptos" w:eastAsia="Times New Roman" w:hAnsi="Aptos" w:cs="Times New Roman"/>
+                <w:kern w:val="0"/>
+                <w:sz w:val="16"/>
+                <w:szCs w:val="16"/>
+                <w:lang w:val="es-HN"/>
+                <w14:ligatures w14:val="none"/>
+              </w:rPr>
+              <w:t>48</w:t>
             </w:r>
           </w:p>
         </w:tc>
@@ -21821,7 +21843,18 @@
                 <w:lang w:val="es-HN"/>
                 <w14:ligatures w14:val="none"/>
               </w:rPr>
-              <w:t>10</w:t>
+              <w:t>1</w:t>
+            </w:r>
+            <w:r>
+              <w:rPr>
+                <w:rFonts w:ascii="Aptos" w:eastAsia="Times New Roman" w:hAnsi="Aptos" w:cs="Times New Roman"/>
+                <w:kern w:val="0"/>
+                <w:sz w:val="16"/>
+                <w:szCs w:val="16"/>
+                <w:lang w:val="es-HN"/>
+                <w14:ligatures w14:val="none"/>
+              </w:rPr>
+              <w:t>4</w:t>
             </w:r>
           </w:p>
         </w:tc>
@@ -21863,7 +21896,18 @@
                 <w:lang w:val="es-HN"/>
                 <w14:ligatures w14:val="none"/>
               </w:rPr>
-              <w:t>11</w:t>
+              <w:t>1</w:t>
+            </w:r>
+            <w:r>
+              <w:rPr>
+                <w:rFonts w:ascii="Aptos" w:eastAsia="Times New Roman" w:hAnsi="Aptos" w:cs="Times New Roman"/>
+                <w:kern w:val="0"/>
+                <w:sz w:val="16"/>
+                <w:szCs w:val="16"/>
+                <w:lang w:val="es-HN"/>
+                <w14:ligatures w14:val="none"/>
+              </w:rPr>
+              <w:t>5</w:t>
             </w:r>
           </w:p>
         </w:tc>

--- a/Proyecto Redes I.docx
+++ b/Proyecto Redes I.docx
@@ -22876,7 +22876,18 @@
                 <w:lang w:val="es-HN"/>
                 <w14:ligatures w14:val="none"/>
               </w:rPr>
-              <w:t>128</w:t>
+              <w:t>12</w:t>
+            </w:r>
+            <w:r>
+              <w:rPr>
+                <w:rFonts w:ascii="Aptos" w:eastAsia="Times New Roman" w:hAnsi="Aptos" w:cs="Times New Roman"/>
+                <w:kern w:val="0"/>
+                <w:sz w:val="16"/>
+                <w:szCs w:val="16"/>
+                <w:lang w:val="es-HN"/>
+                <w14:ligatures w14:val="none"/>
+              </w:rPr>
+              <w:t>9</w:t>
             </w:r>
           </w:p>
         </w:tc>

--- a/Proyecto Redes I.docx
+++ b/Proyecto Redes I.docx
@@ -11957,12 +11957,12 @@
         </w:trPr>
         <w:tc>
           <w:tcPr>
-            <w:cnfStyle w:val="001000000000" w:firstRow="0" w:lastRow="0" w:firstColumn="1" w:lastColumn="0" w:oddVBand="0" w:evenVBand="0" w:oddHBand="0" w:evenHBand="0" w:firstRowFirstColumn="0" w:firstRowLastColumn="0" w:lastRowFirstColumn="0" w:lastRowLastColumn="0"/>
             <w:tcW w:w="1272" w:type="dxa"/>
             <w:hideMark/>
           </w:tcPr>
           <w:p>
             <w:pPr>
+              <w:cnfStyle w:val="001000000000" w:firstRow="0" w:lastRow="0" w:firstColumn="1" w:lastColumn="0" w:oddVBand="0" w:evenVBand="0" w:oddHBand="0" w:evenHBand="0" w:firstRowFirstColumn="0" w:firstRowLastColumn="0" w:lastRowFirstColumn="0" w:lastRowLastColumn="0"/>
               <w:rPr>
                 <w:sz w:val="20"/>
                 <w:szCs w:val="20"/>
@@ -11986,7 +11986,6 @@
           </w:tcPr>
           <w:p>
             <w:pPr>
-              <w:cnfStyle w:val="000000000000" w:firstRow="0" w:lastRow="0" w:firstColumn="0" w:lastColumn="0" w:oddVBand="0" w:evenVBand="0" w:oddHBand="0" w:evenHBand="0" w:firstRowFirstColumn="0" w:firstRowLastColumn="0" w:lastRowFirstColumn="0" w:lastRowLastColumn="0"/>
               <w:rPr>
                 <w:sz w:val="20"/>
                 <w:szCs w:val="20"/>
@@ -12043,7 +12042,6 @@
           <w:p>
             <w:pPr>
               <w:jc w:val="right"/>
-              <w:cnfStyle w:val="000000000000" w:firstRow="0" w:lastRow="0" w:firstColumn="0" w:lastColumn="0" w:oddVBand="0" w:evenVBand="0" w:oddHBand="0" w:evenHBand="0" w:firstRowFirstColumn="0" w:firstRowLastColumn="0" w:lastRowFirstColumn="0" w:lastRowLastColumn="0"/>
               <w:rPr>
                 <w:sz w:val="20"/>
                 <w:szCs w:val="20"/>
@@ -12068,20 +12066,19 @@
           <w:p>
             <w:pPr>
               <w:jc w:val="right"/>
-              <w:cnfStyle w:val="000000000000" w:firstRow="0" w:lastRow="0" w:firstColumn="0" w:lastColumn="0" w:oddVBand="0" w:evenVBand="0" w:oddHBand="0" w:evenHBand="0" w:firstRowFirstColumn="0" w:firstRowLastColumn="0" w:lastRowFirstColumn="0" w:lastRowLastColumn="0"/>
-              <w:rPr>
-                <w:sz w:val="20"/>
-                <w:szCs w:val="20"/>
-                <w:lang w:val="es-HN"/>
-              </w:rPr>
-            </w:pPr>
-            <w:r>
-              <w:rPr>
-                <w:sz w:val="20"/>
-                <w:szCs w:val="20"/>
-                <w:lang w:val="es-HN"/>
-              </w:rPr>
-              <w:t>2</w:t>
+              <w:rPr>
+                <w:sz w:val="20"/>
+                <w:szCs w:val="20"/>
+                <w:lang w:val="es-HN"/>
+              </w:rPr>
+            </w:pPr>
+            <w:r>
+              <w:rPr>
+                <w:sz w:val="20"/>
+                <w:szCs w:val="20"/>
+                <w:lang w:val="es-HN"/>
+              </w:rPr>
+              <w:t>3</w:t>
             </w:r>
           </w:p>
         </w:tc>
@@ -12093,20 +12090,19 @@
           <w:p>
             <w:pPr>
               <w:jc w:val="right"/>
-              <w:cnfStyle w:val="000000000000" w:firstRow="0" w:lastRow="0" w:firstColumn="0" w:lastColumn="0" w:oddVBand="0" w:evenVBand="0" w:oddHBand="0" w:evenHBand="0" w:firstRowFirstColumn="0" w:firstRowLastColumn="0" w:lastRowFirstColumn="0" w:lastRowLastColumn="0"/>
-              <w:rPr>
-                <w:sz w:val="20"/>
-                <w:szCs w:val="20"/>
-                <w:lang w:val="es-HN"/>
-              </w:rPr>
-            </w:pPr>
-            <w:r>
-              <w:rPr>
-                <w:sz w:val="20"/>
-                <w:szCs w:val="20"/>
-                <w:lang w:val="es-HN"/>
-              </w:rPr>
-              <w:t>30</w:t>
+              <w:rPr>
+                <w:sz w:val="20"/>
+                <w:szCs w:val="20"/>
+                <w:lang w:val="es-HN"/>
+              </w:rPr>
+            </w:pPr>
+            <w:r>
+              <w:rPr>
+                <w:sz w:val="20"/>
+                <w:szCs w:val="20"/>
+                <w:lang w:val="es-HN"/>
+              </w:rPr>
+              <w:t>29</w:t>
             </w:r>
           </w:p>
         </w:tc>
@@ -12117,20 +12113,27 @@
           </w:tcPr>
           <w:p>
             <w:pPr>
-              <w:cnfStyle w:val="000000000000" w:firstRow="0" w:lastRow="0" w:firstColumn="0" w:lastColumn="0" w:oddVBand="0" w:evenVBand="0" w:oddHBand="0" w:evenHBand="0" w:firstRowFirstColumn="0" w:firstRowLastColumn="0" w:lastRowFirstColumn="0" w:lastRowLastColumn="0"/>
-              <w:rPr>
-                <w:sz w:val="20"/>
-                <w:szCs w:val="20"/>
-                <w:lang w:val="es-HN"/>
-              </w:rPr>
-            </w:pPr>
-            <w:r>
-              <w:rPr>
-                <w:sz w:val="20"/>
-                <w:szCs w:val="20"/>
-                <w:lang w:val="es-HN"/>
-              </w:rPr>
-              <w:t>255.255.255.252</w:t>
+              <w:rPr>
+                <w:sz w:val="20"/>
+                <w:szCs w:val="20"/>
+                <w:lang w:val="es-HN"/>
+              </w:rPr>
+            </w:pPr>
+            <w:r>
+              <w:rPr>
+                <w:sz w:val="20"/>
+                <w:szCs w:val="20"/>
+                <w:lang w:val="es-HN"/>
+              </w:rPr>
+              <w:t>255.255.255.2</w:t>
+            </w:r>
+            <w:r>
+              <w:rPr>
+                <w:sz w:val="20"/>
+                <w:szCs w:val="20"/>
+                <w:lang w:val="es-HN"/>
+              </w:rPr>
+              <w:t>48</w:t>
             </w:r>
           </w:p>
         </w:tc>
